--- a/docs/transmission-cert/04_로그_보관_및_점검_정책.docx
+++ b/docs/transmission-cert/04_로그_보관_및_점검_정책.docx
@@ -32,43 +32,7 @@
           <w:sz w:val="19"/>
           <w:szCs w:val="19"/>
         </w:rPr>
-        <w:t xml:space="preserve">주식회사 </w:t>
-      </w:r>
-      <w:proofErr w:type="spellStart"/>
-      <w:r>
-        <w:rPr>
-          <w:color w:val="595959"/>
-          <w:sz w:val="19"/>
-          <w:szCs w:val="19"/>
-        </w:rPr>
-        <w:t>인비토</w:t>
-      </w:r>
-      <w:proofErr w:type="spellEnd"/>
-      <w:r>
-        <w:rPr>
-          <w:color w:val="595959"/>
-          <w:sz w:val="19"/>
-          <w:szCs w:val="19"/>
-        </w:rPr>
-        <w:t xml:space="preserve"> · </w:t>
-      </w:r>
-      <w:proofErr w:type="spellStart"/>
-      <w:r>
-        <w:rPr>
-          <w:color w:val="595959"/>
-          <w:sz w:val="19"/>
-          <w:szCs w:val="19"/>
-        </w:rPr>
-        <w:t>한줄로</w:t>
-      </w:r>
-      <w:proofErr w:type="spellEnd"/>
-      <w:r>
-        <w:rPr>
-          <w:color w:val="595959"/>
-          <w:sz w:val="19"/>
-          <w:szCs w:val="19"/>
-        </w:rPr>
-        <w:t>(hanjul.ai) · 전송자격인증 신청 제출용</w:t>
+        <w:t xml:space="preserve">주식회사 인비토 · 한줄로(hanjul.ai) · 전송자격인증 신청 제출용</w:t>
       </w:r>
     </w:p>
     <w:p>
@@ -266,7 +230,6 @@
             <w:pPr>
               <w:spacing w:line="280" w:lineRule="auto"/>
             </w:pPr>
-            <w:proofErr w:type="spellStart"/>
             <w:r>
               <w:rPr>
                 <w:sz w:val="18"/>
@@ -274,7 +237,6 @@
               </w:rPr>
               <w:t>법인명</w:t>
             </w:r>
-            <w:proofErr w:type="spellEnd"/>
           </w:p>
         </w:tc>
         <w:tc>
@@ -296,23 +258,7 @@
                 <w:sz w:val="18"/>
                 <w:szCs w:val="18"/>
               </w:rPr>
-              <w:t xml:space="preserve">주식회사 </w:t>
-            </w:r>
-            <w:proofErr w:type="spellStart"/>
-            <w:r>
-              <w:rPr>
-                <w:sz w:val="18"/>
-                <w:szCs w:val="18"/>
-              </w:rPr>
-              <w:t>인비토</w:t>
-            </w:r>
-            <w:proofErr w:type="spellEnd"/>
-            <w:r>
-              <w:rPr>
-                <w:sz w:val="18"/>
-                <w:szCs w:val="18"/>
-              </w:rPr>
-              <w:t xml:space="preserve"> (INVITO Corp.)</w:t>
+              <w:t xml:space="preserve">주식회사 인비토 (INVITO Corp.)</w:t>
             </w:r>
           </w:p>
         </w:tc>
@@ -528,23 +474,7 @@
                 <w:sz w:val="18"/>
                 <w:szCs w:val="18"/>
               </w:rPr>
-              <w:t xml:space="preserve">서울특별시 송파구 </w:t>
-            </w:r>
-            <w:proofErr w:type="spellStart"/>
-            <w:r>
-              <w:rPr>
-                <w:sz w:val="18"/>
-                <w:szCs w:val="18"/>
-              </w:rPr>
-              <w:t>오금로</w:t>
-            </w:r>
-            <w:proofErr w:type="spellEnd"/>
-            <w:r>
-              <w:rPr>
-                <w:sz w:val="18"/>
-                <w:szCs w:val="18"/>
-              </w:rPr>
-              <w:t>36길 46, 신승빌딩 4층</w:t>
+              <w:t xml:space="preserve">서울특별시 송파구 오금로36길 46, 신승빌딩 4층</w:t>
             </w:r>
           </w:p>
         </w:tc>
@@ -593,21 +523,12 @@
             <w:pPr>
               <w:spacing w:line="280" w:lineRule="auto"/>
             </w:pPr>
-            <w:proofErr w:type="spellStart"/>
-            <w:r>
-              <w:rPr>
-                <w:sz w:val="18"/>
-                <w:szCs w:val="18"/>
-              </w:rPr>
-              <w:t>한줄로</w:t>
-            </w:r>
-            <w:proofErr w:type="spellEnd"/>
-            <w:r>
-              <w:rPr>
-                <w:sz w:val="18"/>
-                <w:szCs w:val="18"/>
-              </w:rPr>
-              <w:t xml:space="preserve"> (hanjul.ai)</w:t>
+            <w:r>
+              <w:rPr>
+                <w:sz w:val="18"/>
+                <w:szCs w:val="18"/>
+              </w:rPr>
+              <w:t xml:space="preserve">한줄로 (hanjul.ai)</w:t>
             </w:r>
           </w:p>
         </w:tc>
@@ -633,21 +554,12 @@
             <w:pPr>
               <w:spacing w:line="280" w:lineRule="auto"/>
             </w:pPr>
-            <w:proofErr w:type="gramStart"/>
-            <w:r>
-              <w:rPr>
-                <w:sz w:val="18"/>
-                <w:szCs w:val="18"/>
-              </w:rPr>
-              <w:t>대표번호 /</w:t>
-            </w:r>
-            <w:proofErr w:type="gramEnd"/>
-            <w:r>
-              <w:rPr>
-                <w:sz w:val="18"/>
-                <w:szCs w:val="18"/>
-              </w:rPr>
-              <w:t xml:space="preserve"> 이메일</w:t>
+            <w:r>
+              <w:rPr>
+                <w:sz w:val="18"/>
+                <w:szCs w:val="18"/>
+              </w:rPr>
+              <w:t xml:space="preserve">대표번호 / 이메일</w:t>
             </w:r>
           </w:p>
         </w:tc>
@@ -768,15 +680,7 @@
         <w:spacing w:after="60" w:line="290" w:lineRule="auto"/>
       </w:pPr>
       <w:r>
-        <w:t xml:space="preserve">개인정보가 담기는 로그 항목은 저장 시점에 </w:t>
-      </w:r>
-      <w:proofErr w:type="spellStart"/>
-      <w:r>
-        <w:t>마스킹한다</w:t>
-      </w:r>
-      <w:proofErr w:type="spellEnd"/>
-      <w:r>
-        <w:t>.</w:t>
+        <w:t xml:space="preserve">개인정보가 담기는 로그 항목은 저장 시점에 마스킹한다.</w:t>
       </w:r>
     </w:p>
     <w:p>
@@ -2575,21 +2479,12 @@
             <w:pPr>
               <w:spacing w:line="280" w:lineRule="auto"/>
             </w:pPr>
-            <w:proofErr w:type="spellStart"/>
-            <w:r>
-              <w:rPr>
-                <w:sz w:val="18"/>
-                <w:szCs w:val="18"/>
-              </w:rPr>
-              <w:t>금칙어</w:t>
-            </w:r>
-            <w:proofErr w:type="spellEnd"/>
-            <w:r>
-              <w:rPr>
-                <w:sz w:val="18"/>
-                <w:szCs w:val="18"/>
-              </w:rPr>
-              <w:t xml:space="preserve"> 탐지</w:t>
+            <w:r>
+              <w:rPr>
+                <w:sz w:val="18"/>
+                <w:szCs w:val="18"/>
+              </w:rPr>
+              <w:t xml:space="preserve">금칙어 탐지</w:t>
             </w:r>
           </w:p>
         </w:tc>
@@ -2636,30 +2531,8 @@
                 <w:szCs w:val="18"/>
               </w:rPr>
               <w:t xml:space="preserve">규칙 · 고객사 · 발송 경로 · 건수 · 문안 </w:t>
-            </w:r>
-            <w:r>
-              <w:rPr>
-                <w:sz w:val="18"/>
-                <w:szCs w:val="18"/>
-              </w:rPr>
               <w:lastRenderedPageBreak/>
-              <w:t>표본(</w:t>
-            </w:r>
-            <w:proofErr w:type="spellStart"/>
-            <w:r>
-              <w:rPr>
-                <w:sz w:val="18"/>
-                <w:szCs w:val="18"/>
-              </w:rPr>
-              <w:t>마스킹</w:t>
-            </w:r>
-            <w:proofErr w:type="spellEnd"/>
-            <w:r>
-              <w:rPr>
-                <w:sz w:val="18"/>
-                <w:szCs w:val="18"/>
-              </w:rPr>
-              <w:t>)</w:t>
+              <w:t>표본(마스킹)</w:t>
             </w:r>
           </w:p>
         </w:tc>
@@ -2926,29 +2799,8 @@
         </w:numPr>
         <w:spacing w:after="60" w:line="290" w:lineRule="auto"/>
       </w:pPr>
-      <w:proofErr w:type="spellStart"/>
       <w:r>
-        <w:t>금칙어</w:t>
-      </w:r>
-      <w:proofErr w:type="spellEnd"/>
-      <w:r>
-        <w:t xml:space="preserve"> 탐지 이력의 문안 표본은 4자리 이상 연속 </w:t>
-      </w:r>
-      <w:proofErr w:type="spellStart"/>
-      <w:r>
-        <w:t>숫자열</w:t>
-      </w:r>
-      <w:proofErr w:type="spellEnd"/>
-      <w:r>
-        <w:t xml:space="preserve">(전화번호 · 주문번호 · 금액)을 </w:t>
-      </w:r>
-      <w:proofErr w:type="spellStart"/>
-      <w:r>
-        <w:t>마스킹해</w:t>
-      </w:r>
-      <w:proofErr w:type="spellEnd"/>
-      <w:r>
-        <w:t xml:space="preserve"> 저장한다.</w:t>
+        <w:t xml:space="preserve">금칙어 탐지 이력의 문안 표본은 4자리 이상 연속 숫자열(전화번호 · 주문번호 · 금액)을 마스킹해 저장한다.</w:t>
       </w:r>
     </w:p>
     <w:p>
@@ -2974,15 +2826,7 @@
         <w:spacing w:after="60" w:line="290" w:lineRule="auto"/>
       </w:pPr>
       <w:r>
-        <w:t xml:space="preserve">신뢰 기기 토큰은 해시로 저장하며, </w:t>
-      </w:r>
-      <w:proofErr w:type="spellStart"/>
-      <w:r>
-        <w:t>평문은</w:t>
-      </w:r>
-      <w:proofErr w:type="spellEnd"/>
-      <w:r>
-        <w:t xml:space="preserve"> 이용자 단말에만 존재한다.</w:t>
+        <w:t xml:space="preserve">신뢰 기기 토큰은 해시로 저장하며, 평문은 이용자 단말에만 존재한다.</w:t>
       </w:r>
     </w:p>
     <w:p>
@@ -3642,7 +3486,7 @@
                 <w:sz w:val="18"/>
                 <w:szCs w:val="18"/>
               </w:rPr>
-              <w:t>[확인 필요 — 보관 주기 확정]</w:t>
+              <w:t>매일 전송</w:t>
             </w:r>
           </w:p>
         </w:tc>
@@ -4624,7 +4468,7 @@
         <w:spacing w:after="60" w:line="290" w:lineRule="auto"/>
       </w:pPr>
       <w:r>
-        <w:t>개인키는 3중으로 보관한다 — 클라우드 2곳 + 오프라인 저장매체 1곳. 암호구는 별도 보관한다.</w:t>
+        <w:t>개인키는 3중으로 보관한다. 클라우드 2곳 + 오프라인 저장매체 1곳. 암호구는 별도 보관한다.</w:t>
       </w:r>
     </w:p>
     <w:p>
@@ -4637,70 +4481,7 @@
         <w:spacing w:after="60" w:line="290" w:lineRule="auto"/>
       </w:pPr>
       <w:r>
-        <w:t xml:space="preserve">개인키를 분실하면 모든 백업을 영구히 복구할 수 없다. 이 위험을 감수하는 대신, 서버·백업 서버·클라우드가 모두 침해되어도 </w:t>
-      </w:r>
-      <w:proofErr w:type="spellStart"/>
-      <w:r>
-        <w:t>평문이</w:t>
-      </w:r>
-      <w:proofErr w:type="spellEnd"/>
-      <w:r>
-        <w:t xml:space="preserve"> 유출되지 않는다.</w:t>
-      </w:r>
-    </w:p>
-    <w:p>
-      <w:pPr>
-        <w:pStyle w:val="2"/>
-        <w:spacing w:before="260" w:after="120"/>
-      </w:pPr>
-      <w:r>
-        <w:rPr>
-          <w:b/>
-          <w:bCs/>
-          <w:color w:val="2F5496"/>
-          <w:sz w:val="24"/>
-          <w:szCs w:val="24"/>
-        </w:rPr>
-        <w:t>6-3. 확인이 필요한 항목</w:t>
-      </w:r>
-    </w:p>
-    <w:p>
-      <w:pPr>
-        <w:pStyle w:val="a4"/>
-        <w:numPr>
-          <w:ilvl w:val="0"/>
-          <w:numId w:val="2"/>
-        </w:numPr>
-        <w:spacing w:after="60" w:line="290" w:lineRule="auto"/>
-      </w:pPr>
-      <w:r>
-        <w:t>백업 실패 시 경보를 받을 채널 지정 (현재는 로그·마커에만 기록되고 실제 알림이 발송되지 않음)</w:t>
-      </w:r>
-    </w:p>
-    <w:p>
-      <w:pPr>
-        <w:pStyle w:val="a4"/>
-        <w:numPr>
-          <w:ilvl w:val="0"/>
-          <w:numId w:val="2"/>
-        </w:numPr>
-        <w:spacing w:after="60" w:line="290" w:lineRule="auto"/>
-      </w:pPr>
-      <w:r>
-        <w:t>개인키 보관처에서 실제 복호화 1건 검증</w:t>
-      </w:r>
-    </w:p>
-    <w:p>
-      <w:pPr>
-        <w:pStyle w:val="a4"/>
-        <w:numPr>
-          <w:ilvl w:val="0"/>
-          <w:numId w:val="2"/>
-        </w:numPr>
-        <w:spacing w:after="60" w:line="290" w:lineRule="auto"/>
-      </w:pPr>
-      <w:r>
-        <w:t>오프사이트 백업 보관 주기 확정</w:t>
+        <w:t xml:space="preserve">개인키를 분실하면 모든 백업을 영구히 복구할 수 없다. 이 위험을 감수하는 대신, 서버·백업 서버·클라우드가 모두 침해되어도 평문이 유출되지 않는다.</w:t>
       </w:r>
     </w:p>
     <w:p>
@@ -5140,21 +4921,12 @@
             <w:pPr>
               <w:spacing w:line="280" w:lineRule="auto"/>
             </w:pPr>
-            <w:proofErr w:type="spellStart"/>
-            <w:r>
-              <w:rPr>
-                <w:sz w:val="18"/>
-                <w:szCs w:val="18"/>
-              </w:rPr>
-              <w:t>금칙어</w:t>
-            </w:r>
-            <w:proofErr w:type="spellEnd"/>
-            <w:r>
-              <w:rPr>
-                <w:sz w:val="18"/>
-                <w:szCs w:val="18"/>
-              </w:rPr>
-              <w:t xml:space="preserve"> 탐지 이력</w:t>
+            <w:r>
+              <w:rPr>
+                <w:sz w:val="18"/>
+                <w:szCs w:val="18"/>
+              </w:rPr>
+              <w:t xml:space="preserve">금칙어 탐지 이력</w:t>
             </w:r>
           </w:p>
         </w:tc>
@@ -5177,23 +4949,7 @@
                 <w:sz w:val="18"/>
                 <w:szCs w:val="18"/>
               </w:rPr>
-              <w:t xml:space="preserve">탐지 건수 추이 · </w:t>
-            </w:r>
-            <w:proofErr w:type="spellStart"/>
-            <w:r>
-              <w:rPr>
-                <w:sz w:val="18"/>
-                <w:szCs w:val="18"/>
-              </w:rPr>
-              <w:t>오탐</w:t>
-            </w:r>
-            <w:proofErr w:type="spellEnd"/>
-            <w:r>
-              <w:rPr>
-                <w:sz w:val="18"/>
-                <w:szCs w:val="18"/>
-              </w:rPr>
-              <w:t xml:space="preserve"> 여부 · 규칙 조정 필요성</w:t>
+              <w:t xml:space="preserve">탐지 건수 추이 · 오탐 여부 · 규칙 조정 필요성</w:t>
             </w:r>
           </w:p>
         </w:tc>
@@ -5603,7 +5359,7 @@
           <w:sz w:val="28"/>
           <w:szCs w:val="28"/>
         </w:rPr>
-        <w:t>8. 별첨 — 로그 점검 기록 양식</w:t>
+        <w:t>8. 별첨: 로그 점검 기록 양식</w:t>
       </w:r>
     </w:p>
     <w:tbl>
@@ -5805,21 +5561,12 @@
             <w:pPr>
               <w:spacing w:line="280" w:lineRule="auto"/>
             </w:pPr>
-            <w:proofErr w:type="spellStart"/>
-            <w:r>
-              <w:rPr>
-                <w:sz w:val="18"/>
-                <w:szCs w:val="18"/>
-              </w:rPr>
-              <w:t>점검자</w:t>
-            </w:r>
-            <w:proofErr w:type="spellEnd"/>
-            <w:r>
-              <w:rPr>
-                <w:sz w:val="18"/>
-                <w:szCs w:val="18"/>
-              </w:rPr>
-              <w:t xml:space="preserve"> (성명 · 직책)</w:t>
+            <w:r>
+              <w:rPr>
+                <w:sz w:val="18"/>
+                <w:szCs w:val="18"/>
+              </w:rPr>
+              <w:t xml:space="preserve">점검자 (성명 · 직책)</w:t>
             </w:r>
           </w:p>
         </w:tc>
@@ -6130,21 +5877,12 @@
               <w:spacing w:line="280" w:lineRule="auto"/>
               <w:jc w:val="center"/>
             </w:pPr>
-            <w:proofErr w:type="gramStart"/>
-            <w:r>
-              <w:rPr>
-                <w:sz w:val="18"/>
-                <w:szCs w:val="18"/>
-              </w:rPr>
-              <w:t>정상 /</w:t>
-            </w:r>
-            <w:proofErr w:type="gramEnd"/>
-            <w:r>
-              <w:rPr>
-                <w:sz w:val="18"/>
-                <w:szCs w:val="18"/>
-              </w:rPr>
-              <w:t xml:space="preserve"> 이상</w:t>
+            <w:r>
+              <w:rPr>
+                <w:sz w:val="18"/>
+                <w:szCs w:val="18"/>
+              </w:rPr>
+              <w:t xml:space="preserve">정상 / 이상</w:t>
             </w:r>
           </w:p>
         </w:tc>
@@ -6250,21 +5988,12 @@
               <w:spacing w:line="280" w:lineRule="auto"/>
               <w:jc w:val="center"/>
             </w:pPr>
-            <w:proofErr w:type="gramStart"/>
-            <w:r>
-              <w:rPr>
-                <w:sz w:val="18"/>
-                <w:szCs w:val="18"/>
-              </w:rPr>
-              <w:t>정상 /</w:t>
-            </w:r>
-            <w:proofErr w:type="gramEnd"/>
-            <w:r>
-              <w:rPr>
-                <w:sz w:val="18"/>
-                <w:szCs w:val="18"/>
-              </w:rPr>
-              <w:t xml:space="preserve"> 이상</w:t>
+            <w:r>
+              <w:rPr>
+                <w:sz w:val="18"/>
+                <w:szCs w:val="18"/>
+              </w:rPr>
+              <w:t xml:space="preserve">정상 / 이상</w:t>
             </w:r>
           </w:p>
         </w:tc>
@@ -6370,21 +6099,12 @@
               <w:spacing w:line="280" w:lineRule="auto"/>
               <w:jc w:val="center"/>
             </w:pPr>
-            <w:proofErr w:type="gramStart"/>
-            <w:r>
-              <w:rPr>
-                <w:sz w:val="18"/>
-                <w:szCs w:val="18"/>
-              </w:rPr>
-              <w:t>정상 /</w:t>
-            </w:r>
-            <w:proofErr w:type="gramEnd"/>
-            <w:r>
-              <w:rPr>
-                <w:sz w:val="18"/>
-                <w:szCs w:val="18"/>
-              </w:rPr>
-              <w:t xml:space="preserve"> 이상</w:t>
+            <w:r>
+              <w:rPr>
+                <w:sz w:val="18"/>
+                <w:szCs w:val="18"/>
+              </w:rPr>
+              <w:t xml:space="preserve">정상 / 이상</w:t>
             </w:r>
           </w:p>
         </w:tc>
@@ -6466,21 +6186,12 @@
             <w:pPr>
               <w:spacing w:line="280" w:lineRule="auto"/>
             </w:pPr>
-            <w:proofErr w:type="spellStart"/>
-            <w:r>
-              <w:rPr>
-                <w:sz w:val="18"/>
-                <w:szCs w:val="18"/>
-              </w:rPr>
-              <w:t>금칙어</w:t>
-            </w:r>
-            <w:proofErr w:type="spellEnd"/>
-            <w:r>
-              <w:rPr>
-                <w:sz w:val="18"/>
-                <w:szCs w:val="18"/>
-              </w:rPr>
-              <w:t xml:space="preserve"> 탐지 이력</w:t>
+            <w:r>
+              <w:rPr>
+                <w:sz w:val="18"/>
+                <w:szCs w:val="18"/>
+              </w:rPr>
+              <w:t xml:space="preserve">금칙어 탐지 이력</w:t>
             </w:r>
           </w:p>
         </w:tc>
@@ -6499,21 +6210,12 @@
               <w:spacing w:line="280" w:lineRule="auto"/>
               <w:jc w:val="center"/>
             </w:pPr>
-            <w:proofErr w:type="gramStart"/>
-            <w:r>
-              <w:rPr>
-                <w:sz w:val="18"/>
-                <w:szCs w:val="18"/>
-              </w:rPr>
-              <w:t>정상 /</w:t>
-            </w:r>
-            <w:proofErr w:type="gramEnd"/>
-            <w:r>
-              <w:rPr>
-                <w:sz w:val="18"/>
-                <w:szCs w:val="18"/>
-              </w:rPr>
-              <w:t xml:space="preserve"> 이상</w:t>
+            <w:r>
+              <w:rPr>
+                <w:sz w:val="18"/>
+                <w:szCs w:val="18"/>
+              </w:rPr>
+              <w:t xml:space="preserve">정상 / 이상</w:t>
             </w:r>
           </w:p>
         </w:tc>
@@ -6619,21 +6321,12 @@
               <w:spacing w:line="280" w:lineRule="auto"/>
               <w:jc w:val="center"/>
             </w:pPr>
-            <w:proofErr w:type="gramStart"/>
-            <w:r>
-              <w:rPr>
-                <w:sz w:val="18"/>
-                <w:szCs w:val="18"/>
-              </w:rPr>
-              <w:t>정상 /</w:t>
-            </w:r>
-            <w:proofErr w:type="gramEnd"/>
-            <w:r>
-              <w:rPr>
-                <w:sz w:val="18"/>
-                <w:szCs w:val="18"/>
-              </w:rPr>
-              <w:t xml:space="preserve"> 이상</w:t>
+            <w:r>
+              <w:rPr>
+                <w:sz w:val="18"/>
+                <w:szCs w:val="18"/>
+              </w:rPr>
+              <w:t xml:space="preserve">정상 / 이상</w:t>
             </w:r>
           </w:p>
         </w:tc>
@@ -6739,21 +6432,12 @@
               <w:spacing w:line="280" w:lineRule="auto"/>
               <w:jc w:val="center"/>
             </w:pPr>
-            <w:proofErr w:type="gramStart"/>
-            <w:r>
-              <w:rPr>
-                <w:sz w:val="18"/>
-                <w:szCs w:val="18"/>
-              </w:rPr>
-              <w:t>정상 /</w:t>
-            </w:r>
-            <w:proofErr w:type="gramEnd"/>
-            <w:r>
-              <w:rPr>
-                <w:sz w:val="18"/>
-                <w:szCs w:val="18"/>
-              </w:rPr>
-              <w:t xml:space="preserve"> 이상</w:t>
+            <w:r>
+              <w:rPr>
+                <w:sz w:val="18"/>
+                <w:szCs w:val="18"/>
+              </w:rPr>
+              <w:t xml:space="preserve">정상 / 이상</w:t>
             </w:r>
           </w:p>
         </w:tc>
@@ -6859,21 +6543,12 @@
               <w:spacing w:line="280" w:lineRule="auto"/>
               <w:jc w:val="center"/>
             </w:pPr>
-            <w:proofErr w:type="gramStart"/>
-            <w:r>
-              <w:rPr>
-                <w:sz w:val="18"/>
-                <w:szCs w:val="18"/>
-              </w:rPr>
-              <w:t>정상 /</w:t>
-            </w:r>
-            <w:proofErr w:type="gramEnd"/>
-            <w:r>
-              <w:rPr>
-                <w:sz w:val="18"/>
-                <w:szCs w:val="18"/>
-              </w:rPr>
-              <w:t xml:space="preserve"> 이상</w:t>
+            <w:r>
+              <w:rPr>
+                <w:sz w:val="18"/>
+                <w:szCs w:val="18"/>
+              </w:rPr>
+              <w:t xml:space="preserve">정상 / 이상</w:t>
             </w:r>
           </w:p>
         </w:tc>
@@ -6979,21 +6654,12 @@
               <w:spacing w:line="280" w:lineRule="auto"/>
               <w:jc w:val="center"/>
             </w:pPr>
-            <w:proofErr w:type="gramStart"/>
-            <w:r>
-              <w:rPr>
-                <w:sz w:val="18"/>
-                <w:szCs w:val="18"/>
-              </w:rPr>
-              <w:t>정상 /</w:t>
-            </w:r>
-            <w:proofErr w:type="gramEnd"/>
-            <w:r>
-              <w:rPr>
-                <w:sz w:val="18"/>
-                <w:szCs w:val="18"/>
-              </w:rPr>
-              <w:t xml:space="preserve"> 이상</w:t>
+            <w:r>
+              <w:rPr>
+                <w:sz w:val="18"/>
+                <w:szCs w:val="18"/>
+              </w:rPr>
+              <w:t xml:space="preserve">정상 / 이상</w:t>
             </w:r>
           </w:p>
         </w:tc>
@@ -7773,17 +7439,8 @@
                 <w:sz w:val="18"/>
                 <w:szCs w:val="18"/>
               </w:rPr>
-              <w:t xml:space="preserve">주식회사 </w:t>
-            </w:r>
-            <w:proofErr w:type="spellStart"/>
-            <w:r>
-              <w:rPr>
-                <w:sz w:val="18"/>
-                <w:szCs w:val="18"/>
-              </w:rPr>
-              <w:t>인비토</w:t>
-            </w:r>
-            <w:proofErr w:type="spellEnd"/>
+              <w:t xml:space="preserve">주식회사 인비토</w:t>
+            </w:r>
           </w:p>
         </w:tc>
       </w:tr>
